--- a/lecNote/07_LLM/0911_ch2_Ollama_LangChain.docx
+++ b/lecNote/07_LLM/0911_ch2_Ollama_LangChain.docx
@@ -10,8 +10,6 @@
         </w:rPr>
       </w:pPr>
       <w:bookmarkStart w:id="0" w:name="X867ef545a109dc77febe001fc3fe69356f8ef5a"/>
-      <w:bookmarkStart w:id="1" w:name="_GoBack"/>
-      <w:bookmarkEnd w:id="1"/>
       <w:r>
         <w:rPr>
           <w:lang w:eastAsia="ko-KR"/>
@@ -84,7 +82,7 @@
       <w:pPr>
         <w:pStyle w:val="2"/>
       </w:pPr>
-      <w:bookmarkStart w:id="2" w:name="수업-목표"/>
+      <w:bookmarkStart w:id="1" w:name="수업-목표"/>
       <w:r>
         <w:t xml:space="preserve">📌 </w:t>
       </w:r>
@@ -641,10 +639,19 @@
     </w:p>
     <w:p>
       <w:pPr>
+        <w:pStyle w:val="Compact"/>
+        <w:ind w:left="720"/>
+        <w:rPr>
+          <w:lang w:eastAsia="ko-KR"/>
+        </w:rPr>
+      </w:pPr>
+    </w:p>
+    <w:p>
+      <w:pPr>
         <w:pStyle w:val="2"/>
       </w:pPr>
-      <w:bookmarkStart w:id="3" w:name="사전-준비사항"/>
-      <w:bookmarkEnd w:id="2"/>
+      <w:bookmarkStart w:id="2" w:name="사전-준비사항"/>
+      <w:bookmarkEnd w:id="1"/>
       <w:r>
         <w:t xml:space="preserve">🛠 </w:t>
       </w:r>
@@ -986,8 +993,8 @@
           <w:lang w:eastAsia="ko-KR"/>
         </w:rPr>
       </w:pPr>
-      <w:bookmarkStart w:id="4" w:name="llm을-활용하여-답변-생성하기"/>
-      <w:bookmarkEnd w:id="3"/>
+      <w:bookmarkStart w:id="3" w:name="llm을-활용하여-답변-생성하기"/>
+      <w:bookmarkEnd w:id="2"/>
       <w:r>
         <w:rPr>
           <w:lang w:eastAsia="ko-KR"/>
@@ -1045,7 +1052,7 @@
           <w:lang w:eastAsia="ko-KR"/>
         </w:rPr>
       </w:pPr>
-      <w:bookmarkStart w:id="5" w:name="ollama를-이용한-로컬-llm-이용"/>
+      <w:bookmarkStart w:id="4" w:name="ollama를-이용한-로컬-llm-이용"/>
       <w:r>
         <w:rPr>
           <w:lang w:eastAsia="ko-KR"/>
@@ -3102,8 +3109,8 @@
           <w:lang w:eastAsia="ko-KR"/>
         </w:rPr>
       </w:pPr>
-      <w:bookmarkStart w:id="6" w:name="openai-활용"/>
-      <w:bookmarkEnd w:id="5"/>
+      <w:bookmarkStart w:id="5" w:name="openai-활용"/>
+      <w:bookmarkEnd w:id="4"/>
       <w:r>
         <w:rPr>
           <w:lang w:eastAsia="ko-KR"/>
@@ -3922,8 +3929,8 @@
           <w:lang w:eastAsia="ko-KR"/>
         </w:rPr>
       </w:pPr>
-      <w:bookmarkStart w:id="7" w:name="다른-벤더anthropic-등-활용"/>
-      <w:bookmarkEnd w:id="6"/>
+      <w:bookmarkStart w:id="6" w:name="다른-벤더anthropic-등-활용"/>
+      <w:bookmarkEnd w:id="5"/>
       <w:r>
         <w:rPr>
           <w:lang w:eastAsia="ko-KR"/>
@@ -4714,9 +4721,9 @@
           <w:lang w:eastAsia="ko-KR"/>
         </w:rPr>
       </w:pPr>
-      <w:bookmarkStart w:id="8" w:name="랭체인-스타일로-프롬프트-작성하기"/>
-      <w:bookmarkEnd w:id="4"/>
-      <w:bookmarkEnd w:id="7"/>
+      <w:bookmarkStart w:id="7" w:name="랭체인-스타일로-프롬프트-작성하기"/>
+      <w:bookmarkEnd w:id="3"/>
+      <w:bookmarkEnd w:id="6"/>
       <w:r>
         <w:rPr>
           <w:lang w:eastAsia="ko-KR"/>
@@ -5088,6 +5095,637 @@
         </w:rPr>
         <w:t>.</w:t>
       </w:r>
+    </w:p>
+    <w:p>
+      <w:pPr>
+        <w:pStyle w:val="a0"/>
+        <w:rPr>
+          <w:lang w:eastAsia="ko-KR"/>
+        </w:rPr>
+      </w:pPr>
+      <w:r>
+        <w:rPr>
+          <w:rFonts w:hint="eastAsia"/>
+          <w:lang w:eastAsia="ko-KR"/>
+        </w:rPr>
+        <w:t>렝체인이란</w:t>
+      </w:r>
+      <w:r>
+        <w:rPr>
+          <w:lang w:eastAsia="ko-KR"/>
+        </w:rPr>
+        <w:t xml:space="preserve"> “</w:t>
+      </w:r>
+      <w:r>
+        <w:rPr>
+          <w:rFonts w:hint="eastAsia"/>
+          <w:lang w:eastAsia="ko-KR"/>
+        </w:rPr>
+        <w:t>L</w:t>
+      </w:r>
+      <w:r>
+        <w:rPr>
+          <w:lang w:eastAsia="ko-KR"/>
+        </w:rPr>
+        <w:t>LM(</w:t>
+      </w:r>
+      <w:r>
+        <w:rPr>
+          <w:rFonts w:hint="eastAsia"/>
+          <w:lang w:eastAsia="ko-KR"/>
+        </w:rPr>
+        <w:t>거대</w:t>
+      </w:r>
+      <w:r>
+        <w:rPr>
+          <w:rFonts w:hint="eastAsia"/>
+          <w:lang w:eastAsia="ko-KR"/>
+        </w:rPr>
+        <w:t xml:space="preserve"> </w:t>
+      </w:r>
+      <w:r>
+        <w:rPr>
+          <w:rFonts w:hint="eastAsia"/>
+          <w:lang w:eastAsia="ko-KR"/>
+        </w:rPr>
+        <w:t>언어</w:t>
+      </w:r>
+      <w:r>
+        <w:rPr>
+          <w:rFonts w:hint="eastAsia"/>
+          <w:lang w:eastAsia="ko-KR"/>
+        </w:rPr>
+        <w:t xml:space="preserve"> </w:t>
+      </w:r>
+      <w:r>
+        <w:rPr>
+          <w:rFonts w:hint="eastAsia"/>
+          <w:lang w:eastAsia="ko-KR"/>
+        </w:rPr>
+        <w:t>모델</w:t>
+      </w:r>
+      <w:r>
+        <w:rPr>
+          <w:rFonts w:hint="eastAsia"/>
+          <w:lang w:eastAsia="ko-KR"/>
+        </w:rPr>
+        <w:t>)</w:t>
+      </w:r>
+      <w:r>
+        <w:rPr>
+          <w:rFonts w:hint="eastAsia"/>
+          <w:lang w:eastAsia="ko-KR"/>
+        </w:rPr>
+        <w:t>을</w:t>
+      </w:r>
+      <w:r>
+        <w:rPr>
+          <w:rFonts w:hint="eastAsia"/>
+          <w:lang w:eastAsia="ko-KR"/>
+        </w:rPr>
+        <w:t xml:space="preserve"> </w:t>
+      </w:r>
+      <w:r>
+        <w:rPr>
+          <w:rFonts w:hint="eastAsia"/>
+          <w:lang w:eastAsia="ko-KR"/>
+        </w:rPr>
+        <w:t>가지고</w:t>
+      </w:r>
+      <w:r>
+        <w:rPr>
+          <w:rFonts w:hint="eastAsia"/>
+          <w:lang w:eastAsia="ko-KR"/>
+        </w:rPr>
+        <w:t xml:space="preserve"> </w:t>
+      </w:r>
+      <w:r>
+        <w:rPr>
+          <w:rFonts w:hint="eastAsia"/>
+          <w:lang w:eastAsia="ko-KR"/>
+        </w:rPr>
+        <w:t>실제로</w:t>
+      </w:r>
+      <w:r>
+        <w:rPr>
+          <w:rFonts w:hint="eastAsia"/>
+          <w:lang w:eastAsia="ko-KR"/>
+        </w:rPr>
+        <w:t xml:space="preserve"> </w:t>
+      </w:r>
+      <w:r>
+        <w:rPr>
+          <w:rFonts w:hint="eastAsia"/>
+          <w:lang w:eastAsia="ko-KR"/>
+        </w:rPr>
+        <w:t>쓸모</w:t>
+      </w:r>
+      <w:r>
+        <w:rPr>
+          <w:rFonts w:hint="eastAsia"/>
+          <w:lang w:eastAsia="ko-KR"/>
+        </w:rPr>
+        <w:t xml:space="preserve"> </w:t>
+      </w:r>
+      <w:r>
+        <w:rPr>
+          <w:rFonts w:hint="eastAsia"/>
+          <w:lang w:eastAsia="ko-KR"/>
+        </w:rPr>
+        <w:t>있는</w:t>
+      </w:r>
+      <w:r>
+        <w:rPr>
+          <w:rFonts w:hint="eastAsia"/>
+          <w:lang w:eastAsia="ko-KR"/>
+        </w:rPr>
+        <w:t xml:space="preserve"> </w:t>
+      </w:r>
+      <w:r>
+        <w:rPr>
+          <w:rFonts w:hint="eastAsia"/>
+          <w:lang w:eastAsia="ko-KR"/>
+        </w:rPr>
+        <w:t>앱을</w:t>
+      </w:r>
+      <w:r>
+        <w:rPr>
+          <w:rFonts w:hint="eastAsia"/>
+          <w:lang w:eastAsia="ko-KR"/>
+        </w:rPr>
+        <w:t xml:space="preserve"> </w:t>
+      </w:r>
+      <w:r>
+        <w:rPr>
+          <w:rFonts w:hint="eastAsia"/>
+          <w:lang w:eastAsia="ko-KR"/>
+        </w:rPr>
+        <w:t>만들</w:t>
+      </w:r>
+      <w:r>
+        <w:rPr>
+          <w:rFonts w:hint="eastAsia"/>
+          <w:lang w:eastAsia="ko-KR"/>
+        </w:rPr>
+        <w:t xml:space="preserve"> </w:t>
+      </w:r>
+      <w:r>
+        <w:rPr>
+          <w:rFonts w:hint="eastAsia"/>
+          <w:lang w:eastAsia="ko-KR"/>
+        </w:rPr>
+        <w:t>수</w:t>
+      </w:r>
+      <w:r>
+        <w:rPr>
+          <w:rFonts w:hint="eastAsia"/>
+          <w:lang w:eastAsia="ko-KR"/>
+        </w:rPr>
+        <w:t xml:space="preserve"> </w:t>
+      </w:r>
+      <w:r>
+        <w:rPr>
+          <w:rFonts w:hint="eastAsia"/>
+          <w:lang w:eastAsia="ko-KR"/>
+        </w:rPr>
+        <w:t>있게</w:t>
+      </w:r>
+      <w:r>
+        <w:rPr>
+          <w:rFonts w:hint="eastAsia"/>
+          <w:lang w:eastAsia="ko-KR"/>
+        </w:rPr>
+        <w:t xml:space="preserve"> </w:t>
+      </w:r>
+      <w:r>
+        <w:rPr>
+          <w:rFonts w:hint="eastAsia"/>
+          <w:lang w:eastAsia="ko-KR"/>
+        </w:rPr>
+        <w:t>도와주는</w:t>
+      </w:r>
+      <w:r>
+        <w:rPr>
+          <w:rFonts w:hint="eastAsia"/>
+          <w:lang w:eastAsia="ko-KR"/>
+        </w:rPr>
+        <w:t xml:space="preserve"> </w:t>
+      </w:r>
+      <w:r>
+        <w:rPr>
+          <w:rFonts w:hint="eastAsia"/>
+          <w:lang w:eastAsia="ko-KR"/>
+        </w:rPr>
+        <w:t>프레임워크</w:t>
+      </w:r>
+      <w:r>
+        <w:rPr>
+          <w:lang w:eastAsia="ko-KR"/>
+        </w:rPr>
+        <w:t xml:space="preserve">”. </w:t>
+      </w:r>
+      <w:r>
+        <w:rPr>
+          <w:rFonts w:hint="eastAsia"/>
+          <w:lang w:eastAsia="ko-KR"/>
+        </w:rPr>
+        <w:t>미리</w:t>
+      </w:r>
+      <w:r>
+        <w:rPr>
+          <w:lang w:eastAsia="ko-KR"/>
+        </w:rPr>
+        <w:t xml:space="preserve"> </w:t>
+      </w:r>
+      <w:r>
+        <w:rPr>
+          <w:rFonts w:hint="eastAsia"/>
+          <w:lang w:eastAsia="ko-KR"/>
+        </w:rPr>
+        <w:t>만들어</w:t>
+      </w:r>
+      <w:r>
+        <w:rPr>
+          <w:lang w:eastAsia="ko-KR"/>
+        </w:rPr>
+        <w:t xml:space="preserve"> </w:t>
+      </w:r>
+      <w:r>
+        <w:rPr>
+          <w:rFonts w:hint="eastAsia"/>
+          <w:lang w:eastAsia="ko-KR"/>
+        </w:rPr>
+        <w:t>놓은</w:t>
+      </w:r>
+      <w:r>
+        <w:rPr>
+          <w:lang w:eastAsia="ko-KR"/>
+        </w:rPr>
+        <w:t xml:space="preserve"> </w:t>
+      </w:r>
+      <w:r>
+        <w:rPr>
+          <w:rFonts w:hint="eastAsia"/>
+          <w:lang w:eastAsia="ko-KR"/>
+        </w:rPr>
+        <w:t>렝체인</w:t>
+      </w:r>
+      <w:r>
+        <w:rPr>
+          <w:lang w:eastAsia="ko-KR"/>
+        </w:rPr>
+        <w:t xml:space="preserve"> </w:t>
+      </w:r>
+      <w:r>
+        <w:rPr>
+          <w:rFonts w:hint="eastAsia"/>
+          <w:lang w:eastAsia="ko-KR"/>
+        </w:rPr>
+        <w:t>부품을</w:t>
+      </w:r>
+      <w:r>
+        <w:rPr>
+          <w:lang w:eastAsia="ko-KR"/>
+        </w:rPr>
+        <w:t xml:space="preserve"> </w:t>
+      </w:r>
+      <w:r>
+        <w:rPr>
+          <w:rFonts w:hint="eastAsia"/>
+          <w:lang w:eastAsia="ko-KR"/>
+        </w:rPr>
+        <w:t>조립하듯</w:t>
+      </w:r>
+      <w:r>
+        <w:rPr>
+          <w:lang w:eastAsia="ko-KR"/>
+        </w:rPr>
+        <w:t xml:space="preserve"> </w:t>
+      </w:r>
+      <w:r>
+        <w:rPr>
+          <w:rFonts w:hint="eastAsia"/>
+          <w:lang w:eastAsia="ko-KR"/>
+        </w:rPr>
+        <w:t>갖다</w:t>
+      </w:r>
+      <w:r>
+        <w:rPr>
+          <w:lang w:eastAsia="ko-KR"/>
+        </w:rPr>
+        <w:t xml:space="preserve"> </w:t>
+      </w:r>
+      <w:r>
+        <w:rPr>
+          <w:rFonts w:hint="eastAsia"/>
+          <w:lang w:eastAsia="ko-KR"/>
+        </w:rPr>
+        <w:t>쓸</w:t>
+      </w:r>
+      <w:r>
+        <w:rPr>
+          <w:rFonts w:hint="eastAsia"/>
+          <w:lang w:eastAsia="ko-KR"/>
+        </w:rPr>
+        <w:t xml:space="preserve"> </w:t>
+      </w:r>
+      <w:r>
+        <w:rPr>
+          <w:rFonts w:hint="eastAsia"/>
+          <w:lang w:eastAsia="ko-KR"/>
+        </w:rPr>
+        <w:t>수</w:t>
+      </w:r>
+      <w:r>
+        <w:rPr>
+          <w:rFonts w:hint="eastAsia"/>
+          <w:lang w:eastAsia="ko-KR"/>
+        </w:rPr>
+        <w:t xml:space="preserve"> </w:t>
+      </w:r>
+      <w:r>
+        <w:rPr>
+          <w:rFonts w:hint="eastAsia"/>
+          <w:lang w:eastAsia="ko-KR"/>
+        </w:rPr>
+        <w:t>있게</w:t>
+      </w:r>
+      <w:r>
+        <w:rPr>
+          <w:rFonts w:hint="eastAsia"/>
+          <w:lang w:eastAsia="ko-KR"/>
+        </w:rPr>
+        <w:t xml:space="preserve"> </w:t>
+      </w:r>
+      <w:r>
+        <w:rPr>
+          <w:rFonts w:hint="eastAsia"/>
+          <w:lang w:eastAsia="ko-KR"/>
+        </w:rPr>
+        <w:t>해줌</w:t>
+      </w:r>
+      <w:r>
+        <w:rPr>
+          <w:rFonts w:hint="eastAsia"/>
+          <w:lang w:eastAsia="ko-KR"/>
+        </w:rPr>
+        <w:t>.</w:t>
+      </w:r>
+    </w:p>
+    <w:p>
+      <w:pPr>
+        <w:pStyle w:val="a0"/>
+        <w:rPr>
+          <w:rFonts w:hint="eastAsia"/>
+          <w:lang w:eastAsia="ko-KR"/>
+        </w:rPr>
+      </w:pPr>
+      <w:r>
+        <w:rPr>
+          <w:lang w:eastAsia="ko-KR"/>
+        </w:rPr>
+        <w:t>Chain(</w:t>
+      </w:r>
+      <w:r>
+        <w:rPr>
+          <w:rFonts w:hint="eastAsia"/>
+          <w:lang w:eastAsia="ko-KR"/>
+        </w:rPr>
+        <w:t>체인</w:t>
+      </w:r>
+      <w:r>
+        <w:rPr>
+          <w:rFonts w:hint="eastAsia"/>
+          <w:lang w:eastAsia="ko-KR"/>
+        </w:rPr>
+        <w:t>)</w:t>
+      </w:r>
+      <w:r>
+        <w:rPr>
+          <w:lang w:eastAsia="ko-KR"/>
+        </w:rPr>
+        <w:t xml:space="preserve"> : </w:t>
+      </w:r>
+      <w:r>
+        <w:rPr>
+          <w:rFonts w:hint="eastAsia"/>
+          <w:lang w:eastAsia="ko-KR"/>
+        </w:rPr>
+        <w:t>사용자</w:t>
+      </w:r>
+      <w:r>
+        <w:rPr>
+          <w:lang w:eastAsia="ko-KR"/>
+        </w:rPr>
+        <w:t xml:space="preserve"> </w:t>
+      </w:r>
+      <w:r>
+        <w:rPr>
+          <w:rFonts w:hint="eastAsia"/>
+          <w:lang w:eastAsia="ko-KR"/>
+        </w:rPr>
+        <w:t>질문</w:t>
+      </w:r>
+      <w:r>
+        <w:rPr>
+          <w:lang w:eastAsia="ko-KR"/>
+        </w:rPr>
+        <w:t xml:space="preserve"> -&gt; </w:t>
+      </w:r>
+      <w:r>
+        <w:rPr>
+          <w:rFonts w:hint="eastAsia"/>
+          <w:lang w:eastAsia="ko-KR"/>
+        </w:rPr>
+        <w:t>프롬프트</w:t>
+      </w:r>
+      <w:r>
+        <w:rPr>
+          <w:lang w:eastAsia="ko-KR"/>
+        </w:rPr>
+        <w:t xml:space="preserve"> </w:t>
+      </w:r>
+      <w:r>
+        <w:rPr>
+          <w:rFonts w:hint="eastAsia"/>
+          <w:lang w:eastAsia="ko-KR"/>
+        </w:rPr>
+        <w:t>만들기</w:t>
+      </w:r>
+      <w:r>
+        <w:rPr>
+          <w:lang w:eastAsia="ko-KR"/>
+        </w:rPr>
+        <w:t xml:space="preserve"> -&gt; </w:t>
+      </w:r>
+      <w:r>
+        <w:rPr>
+          <w:rFonts w:hint="eastAsia"/>
+          <w:lang w:eastAsia="ko-KR"/>
+        </w:rPr>
+        <w:t>L</w:t>
+      </w:r>
+      <w:r>
+        <w:rPr>
+          <w:lang w:eastAsia="ko-KR"/>
+        </w:rPr>
+        <w:t>LM</w:t>
+      </w:r>
+      <w:r>
+        <w:rPr>
+          <w:rFonts w:hint="eastAsia"/>
+          <w:lang w:eastAsia="ko-KR"/>
+        </w:rPr>
+        <w:t>에게</w:t>
+      </w:r>
+      <w:r>
+        <w:rPr>
+          <w:rFonts w:hint="eastAsia"/>
+          <w:lang w:eastAsia="ko-KR"/>
+        </w:rPr>
+        <w:t xml:space="preserve"> </w:t>
+      </w:r>
+      <w:r>
+        <w:rPr>
+          <w:rFonts w:hint="eastAsia"/>
+          <w:lang w:eastAsia="ko-KR"/>
+        </w:rPr>
+        <w:t>보내기</w:t>
+      </w:r>
+      <w:r>
+        <w:rPr>
+          <w:rFonts w:hint="eastAsia"/>
+          <w:lang w:eastAsia="ko-KR"/>
+        </w:rPr>
+        <w:t xml:space="preserve"> </w:t>
+      </w:r>
+      <w:r>
+        <w:rPr>
+          <w:lang w:eastAsia="ko-KR"/>
+        </w:rPr>
+        <w:t xml:space="preserve">-&gt; </w:t>
+      </w:r>
+      <w:r>
+        <w:rPr>
+          <w:rFonts w:hint="eastAsia"/>
+          <w:lang w:eastAsia="ko-KR"/>
+        </w:rPr>
+        <w:t>결과</w:t>
+      </w:r>
+      <w:r>
+        <w:rPr>
+          <w:rFonts w:hint="eastAsia"/>
+          <w:lang w:eastAsia="ko-KR"/>
+        </w:rPr>
+        <w:t xml:space="preserve"> </w:t>
+      </w:r>
+      <w:r>
+        <w:rPr>
+          <w:rFonts w:hint="eastAsia"/>
+          <w:lang w:eastAsia="ko-KR"/>
+        </w:rPr>
+        <w:t>다듬기를</w:t>
+      </w:r>
+      <w:r>
+        <w:rPr>
+          <w:rFonts w:hint="eastAsia"/>
+          <w:lang w:eastAsia="ko-KR"/>
+        </w:rPr>
+        <w:t xml:space="preserve"> </w:t>
+      </w:r>
+      <w:r>
+        <w:rPr>
+          <w:rFonts w:hint="eastAsia"/>
+          <w:lang w:eastAsia="ko-KR"/>
+        </w:rPr>
+        <w:t>하나로</w:t>
+      </w:r>
+      <w:r>
+        <w:rPr>
+          <w:rFonts w:hint="eastAsia"/>
+          <w:lang w:eastAsia="ko-KR"/>
+        </w:rPr>
+        <w:t xml:space="preserve"> </w:t>
+      </w:r>
+      <w:r>
+        <w:rPr>
+          <w:rFonts w:hint="eastAsia"/>
+          <w:lang w:eastAsia="ko-KR"/>
+        </w:rPr>
+        <w:t>묶어</w:t>
+      </w:r>
+      <w:r>
+        <w:rPr>
+          <w:rFonts w:hint="eastAsia"/>
+          <w:lang w:eastAsia="ko-KR"/>
+        </w:rPr>
+        <w:t xml:space="preserve"> </w:t>
+      </w:r>
+      <w:r>
+        <w:rPr>
+          <w:rFonts w:hint="eastAsia"/>
+          <w:lang w:eastAsia="ko-KR"/>
+        </w:rPr>
+        <w:t>실행할</w:t>
+      </w:r>
+      <w:r>
+        <w:rPr>
+          <w:rFonts w:hint="eastAsia"/>
+          <w:lang w:eastAsia="ko-KR"/>
+        </w:rPr>
+        <w:t xml:space="preserve"> </w:t>
+      </w:r>
+      <w:r>
+        <w:rPr>
+          <w:rFonts w:hint="eastAsia"/>
+          <w:lang w:eastAsia="ko-KR"/>
+        </w:rPr>
+        <w:t>수</w:t>
+      </w:r>
+      <w:r>
+        <w:rPr>
+          <w:rFonts w:hint="eastAsia"/>
+          <w:lang w:eastAsia="ko-KR"/>
+        </w:rPr>
+        <w:t xml:space="preserve"> </w:t>
+      </w:r>
+      <w:r>
+        <w:rPr>
+          <w:rFonts w:hint="eastAsia"/>
+          <w:lang w:eastAsia="ko-KR"/>
+        </w:rPr>
+        <w:t>있게</w:t>
+      </w:r>
+      <w:r>
+        <w:rPr>
+          <w:rFonts w:hint="eastAsia"/>
+          <w:lang w:eastAsia="ko-KR"/>
+        </w:rPr>
+        <w:t xml:space="preserve"> </w:t>
+      </w:r>
+      <w:r>
+        <w:rPr>
+          <w:rFonts w:hint="eastAsia"/>
+          <w:lang w:eastAsia="ko-KR"/>
+        </w:rPr>
+        <w:t>해</w:t>
+      </w:r>
+      <w:r>
+        <w:rPr>
+          <w:rFonts w:hint="eastAsia"/>
+          <w:lang w:eastAsia="ko-KR"/>
+        </w:rPr>
+        <w:t xml:space="preserve"> </w:t>
+      </w:r>
+      <w:r>
+        <w:rPr>
+          <w:rFonts w:hint="eastAsia"/>
+          <w:lang w:eastAsia="ko-KR"/>
+        </w:rPr>
+        <w:t>줌</w:t>
+      </w:r>
+      <w:bookmarkStart w:id="8" w:name="_GoBack"/>
+      <w:bookmarkEnd w:id="8"/>
     </w:p>
     <w:p>
       <w:pPr>
@@ -6475,6 +7113,7 @@
         <w:rPr>
           <w:lang w:eastAsia="ko-KR"/>
         </w:rPr>
+        <w:lastRenderedPageBreak/>
         <w:t>결정적으로</w:t>
       </w:r>
       <w:r>
@@ -6769,7 +7408,6 @@
         <w:rPr>
           <w:rStyle w:val="NormalTok"/>
         </w:rPr>
-        <w:lastRenderedPageBreak/>
         <w:t xml:space="preserve">message_list </w:t>
       </w:r>
       <w:r>
@@ -7840,6 +8478,7 @@
         <w:rPr>
           <w:rStyle w:val="NormalTok"/>
         </w:rPr>
+        <w:lastRenderedPageBreak/>
         <w:t xml:space="preserve">result </w:t>
       </w:r>
       <w:r>
@@ -7885,13 +8524,12 @@
         </w:rPr>
       </w:pPr>
       <w:bookmarkStart w:id="12" w:name="답변-형식-컨트롤하기-output-parser"/>
-      <w:bookmarkEnd w:id="8"/>
+      <w:bookmarkEnd w:id="7"/>
       <w:bookmarkEnd w:id="11"/>
       <w:r>
         <w:rPr>
           <w:lang w:eastAsia="ko-KR"/>
         </w:rPr>
-        <w:lastRenderedPageBreak/>
         <w:t xml:space="preserve">3. </w:t>
       </w:r>
       <w:r>
@@ -9414,6 +10052,7 @@
         <w:rPr>
           <w:rStyle w:val="StringTok"/>
         </w:rPr>
+        <w:lastRenderedPageBreak/>
         <w:t xml:space="preserve">    - Language</w:t>
       </w:r>
       <w:r>
@@ -9462,14 +10101,7 @@
         <w:rPr>
           <w:rStyle w:val="StringTok"/>
         </w:rPr>
-        <w:t>"capital": "Jeju", "population": "2 million", "language": "English", "c</w:t>
-      </w:r>
-      <w:r>
-        <w:rPr>
-          <w:rStyle w:val="StringTok"/>
-        </w:rPr>
-        <w:lastRenderedPageBreak/>
-        <w:t>urrency": "dollar"</w:t>
+        <w:t>"capital": "Jeju", "population": "2 million", "language": "English", "currency": "dollar"</w:t>
       </w:r>
       <w:r>
         <w:rPr>
@@ -10907,6 +11539,7 @@
         <w:br/>
       </w:r>
       <w:r>
+        <w:lastRenderedPageBreak/>
         <w:br/>
       </w:r>
       <w:r>
@@ -11039,7 +11672,6 @@
         <w:br/>
       </w:r>
       <w:r>
-        <w:lastRenderedPageBreak/>
         <w:br/>
       </w:r>
       <w:r>
@@ -12235,6 +12867,7 @@
         <w:rPr>
           <w:lang w:eastAsia="ko-KR"/>
         </w:rPr>
+        <w:lastRenderedPageBreak/>
         <w:t xml:space="preserve">2) </w:t>
       </w:r>
       <w:r>
@@ -12629,7 +13262,6 @@
           <w:bCs/>
           <w:lang w:eastAsia="ko-KR"/>
         </w:rPr>
-        <w:lastRenderedPageBreak/>
         <w:t>작은</w:t>
       </w:r>
       <w:r>
